--- a/public/templates/letter_of_acceptance.docx
+++ b/public/templates/letter_of_acceptance.docx
@@ -251,7 +251,12 @@
         </w:rPr>
       </w:pPr>
       <w:r>
-        <w:rPr/>
+        <w:rPr>
+          <w:rFonts w:eastAsia="Raleway" w:cs="Raleway" w:ascii="Raleway" w:hAnsi="Raleway"/>
+          <w:color w:val="920000"/>
+          <w:sz w:val="20"/>
+          <w:szCs w:val="18"/>
+        </w:rPr>
       </w:r>
     </w:p>
     <w:p>
@@ -294,7 +299,7 @@
         <mc:AlternateContent>
           <mc:Choice Requires="wpg">
             <w:drawing>
-              <wp:anchor behindDoc="0" distT="0" distB="12065" distL="114300" distR="116205" simplePos="0" locked="0" layoutInCell="0" allowOverlap="1" relativeHeight="3" wp14:anchorId="1E93C4B6">
+              <wp:anchor behindDoc="0" distT="0" distB="11430" distL="114300" distR="116205" simplePos="0" locked="0" layoutInCell="0" allowOverlap="1" relativeHeight="3" wp14:anchorId="1E93C4B6">
                 <wp:simplePos x="0" y="0"/>
                 <wp:positionH relativeFrom="column">
                   <wp:posOffset>0</wp:posOffset>
@@ -322,8 +327,8 @@
                         <wps:cNvSpPr/>
                         <wps:spPr>
                           <a:xfrm>
-                            <a:off x="0" y="38160"/>
-                            <a:ext cx="5731560" cy="6840"/>
+                            <a:off x="0" y="38880"/>
+                            <a:ext cx="5731560" cy="6480"/>
                           </a:xfrm>
                           <a:custGeom>
                             <a:avLst/>
@@ -452,25 +457,7 @@
           <w:sz w:val="20"/>
           <w:szCs w:val="18"/>
         </w:rPr>
-        <w:t xml:space="preserve"> , Website: https://northhorrt</w:t>
-      </w:r>
-      <w:r>
-        <w:rPr>
-          <w:rFonts w:eastAsia="Raleway" w:cs="Raleway" w:ascii="Raleway" w:hAnsi="Raleway"/>
-          <w:color w:val="920000"/>
-          <w:sz w:val="20"/>
-          <w:szCs w:val="18"/>
-        </w:rPr>
-        <w:t>vc</w:t>
-      </w:r>
-      <w:r>
-        <w:rPr>
-          <w:rFonts w:eastAsia="Raleway" w:cs="Raleway" w:ascii="Raleway" w:hAnsi="Raleway"/>
-          <w:color w:val="920000"/>
-          <w:sz w:val="20"/>
-          <w:szCs w:val="18"/>
-        </w:rPr>
-        <w:t>.ac.ke</w:t>
+        <w:t xml:space="preserve"> , Website: https://northhorrtvc.ac.ke</w:t>
       </w:r>
     </w:p>
     <w:p>
@@ -553,7 +540,12 @@
         </w:rPr>
       </w:pPr>
       <w:r>
-        <w:rPr/>
+        <w:rPr>
+          <w:rFonts w:cs="Times New Roman" w:ascii="Bookman Old Style" w:hAnsi="Bookman Old Style"/>
+          <w:b/>
+          <w:sz w:val="24"/>
+          <w:szCs w:val="24"/>
+        </w:rPr>
       </w:r>
     </w:p>
     <w:p>
@@ -592,67 +584,107 @@
         </w:rPr>
       </w:pPr>
       <w:r>
-        <w:rPr/>
-      </w:r>
-    </w:p>
-    <w:p>
-      <w:pPr>
-        <w:pStyle w:val="Normal"/>
-        <w:bidi w:val="0"/>
-        <w:jc w:val="left"/>
-        <w:rPr>
-          <w:rFonts w:ascii="Bookman Old Style" w:hAnsi="Bookman Old Style" w:cs="Times New Roman"/>
-          <w:bCs/>
-          <w:sz w:val="24"/>
-          <w:szCs w:val="24"/>
-        </w:rPr>
-      </w:pPr>
-      <w:r>
-        <w:rPr>
-          <w:rFonts w:cs="Times New Roman" w:ascii="Bookman Old Style" w:hAnsi="Bookman Old Style"/>
-          <w:bCs/>
-          <w:sz w:val="24"/>
-          <w:szCs w:val="24"/>
-        </w:rPr>
-        <w:t>Candidate’s Name ………………………………………………………………………</w:t>
-      </w:r>
-    </w:p>
-    <w:p>
-      <w:pPr>
-        <w:pStyle w:val="Normal"/>
-        <w:bidi w:val="0"/>
-        <w:jc w:val="left"/>
-        <w:rPr>
-          <w:rFonts w:ascii="Bookman Old Style" w:hAnsi="Bookman Old Style" w:cs="Times New Roman"/>
-          <w:bCs/>
-          <w:sz w:val="24"/>
-          <w:szCs w:val="24"/>
-        </w:rPr>
-      </w:pPr>
-      <w:r>
-        <w:rPr/>
-      </w:r>
-    </w:p>
-    <w:p>
-      <w:pPr>
-        <w:pStyle w:val="Normal"/>
-        <w:bidi w:val="0"/>
-        <w:jc w:val="left"/>
-        <w:rPr>
-          <w:rFonts w:ascii="Bookman Old Style" w:hAnsi="Bookman Old Style" w:cs="Times New Roman"/>
-          <w:bCs/>
-          <w:sz w:val="24"/>
-          <w:szCs w:val="24"/>
-        </w:rPr>
-      </w:pPr>
-      <w:r>
-        <w:rPr>
-          <w:rFonts w:cs="Times New Roman" w:ascii="Bookman Old Style" w:hAnsi="Bookman Old Style"/>
-          <w:bCs/>
-          <w:sz w:val="24"/>
-          <w:szCs w:val="24"/>
-        </w:rPr>
-        <w:t xml:space="preserve">Admission No.: …………………… </w:t>
+        <w:rPr>
+          <w:rFonts w:cs="Times New Roman" w:ascii="Bookman Old Style" w:hAnsi="Bookman Old Style"/>
+          <w:bCs/>
+          <w:sz w:val="24"/>
+          <w:szCs w:val="24"/>
+        </w:rPr>
+      </w:r>
+    </w:p>
+    <w:p>
+      <w:pPr>
+        <w:pStyle w:val="Normal"/>
+        <w:bidi w:val="0"/>
+        <w:jc w:val="left"/>
+        <w:rPr>
+          <w:rFonts w:ascii="Bookman Old Style" w:hAnsi="Bookman Old Style" w:cs="Times New Roman"/>
+          <w:bCs/>
+          <w:sz w:val="24"/>
+          <w:szCs w:val="24"/>
+        </w:rPr>
+      </w:pPr>
+      <w:r>
+        <w:rPr>
+          <w:rFonts w:cs="Times New Roman" w:ascii="Bookman Old Style" w:hAnsi="Bookman Old Style"/>
+          <w:bCs/>
+          <w:sz w:val="24"/>
+          <w:szCs w:val="24"/>
+        </w:rPr>
+        <w:t xml:space="preserve">Candidate’s Name </w:t>
+      </w:r>
+      <w:r>
+        <w:rPr>
+          <w:rFonts w:cs="Times New Roman" w:ascii="Bookman Old Style" w:hAnsi="Bookman Old Style"/>
+          <w:b/>
+          <w:bCs/>
+          <w:i w:val="false"/>
+          <w:caps w:val="false"/>
+          <w:smallCaps w:val="false"/>
+          <w:color w:val="auto"/>
+          <w:spacing w:val="0"/>
+          <w:sz w:val="24"/>
+          <w:szCs w:val="24"/>
+        </w:rPr>
+        <w:t>{candidate_name}</w:t>
+      </w:r>
+    </w:p>
+    <w:p>
+      <w:pPr>
+        <w:pStyle w:val="Normal"/>
+        <w:bidi w:val="0"/>
+        <w:jc w:val="left"/>
+        <w:rPr>
+          <w:rFonts w:ascii="Bookman Old Style" w:hAnsi="Bookman Old Style" w:cs="Times New Roman"/>
+          <w:bCs/>
+          <w:sz w:val="24"/>
+          <w:szCs w:val="24"/>
+        </w:rPr>
+      </w:pPr>
+      <w:r>
+        <w:rPr>
+          <w:rFonts w:cs="Times New Roman" w:ascii="Bookman Old Style" w:hAnsi="Bookman Old Style"/>
+          <w:bCs/>
+          <w:sz w:val="24"/>
+          <w:szCs w:val="24"/>
+        </w:rPr>
+      </w:r>
+    </w:p>
+    <w:p>
+      <w:pPr>
+        <w:pStyle w:val="Normal"/>
+        <w:bidi w:val="0"/>
+        <w:jc w:val="left"/>
+        <w:rPr>
+          <w:rFonts w:ascii="Bookman Old Style" w:hAnsi="Bookman Old Style" w:cs="Times New Roman"/>
+          <w:bCs/>
+          <w:sz w:val="24"/>
+          <w:szCs w:val="24"/>
+        </w:rPr>
+      </w:pPr>
+      <w:r>
+        <w:rPr>
+          <w:rFonts w:cs="Times New Roman" w:ascii="Bookman Old Style" w:hAnsi="Bookman Old Style"/>
+          <w:bCs/>
+          <w:sz w:val="24"/>
+          <w:szCs w:val="24"/>
+        </w:rPr>
+        <w:t xml:space="preserve">Admission No.: </w:t>
+      </w:r>
+      <w:r>
+        <w:rPr>
+          <w:rFonts w:cs="Times New Roman" w:ascii="Bookman Old Style" w:hAnsi="Bookman Old Style"/>
+          <w:b/>
+          <w:bCs/>
+          <w:i w:val="false"/>
+          <w:caps w:val="false"/>
+          <w:smallCaps w:val="false"/>
+          <w:color w:val="auto"/>
+          <w:spacing w:val="0"/>
+          <w:sz w:val="24"/>
+          <w:szCs w:val="24"/>
+        </w:rPr>
+        <w:t>{admission_no}</w:t>
       </w:r>
     </w:p>
     <w:p>
@@ -669,7 +701,13 @@
         </w:rPr>
       </w:pPr>
       <w:r>
-        <w:rPr/>
+        <w:rPr>
+          <w:rFonts w:cs="Times New Roman" w:ascii="Bookman Old Style" w:hAnsi="Bookman Old Style"/>
+          <w:bCs/>
+          <w:sz w:val="24"/>
+          <w:szCs w:val="24"/>
+          <w:u w:val="single"/>
+        </w:rPr>
       </w:r>
     </w:p>
     <w:p>
@@ -890,7 +928,12 @@
         </w:rPr>
       </w:pPr>
       <w:r>
-        <w:rPr/>
+        <w:rPr>
+          <w:rFonts w:cs="Times New Roman" w:ascii="Bookman Old Style" w:hAnsi="Bookman Old Style"/>
+          <w:b/>
+          <w:sz w:val="24"/>
+          <w:szCs w:val="24"/>
+        </w:rPr>
       </w:r>
     </w:p>
     <w:p>
@@ -932,11 +975,7 @@
         </w:rPr>
       </w:pPr>
       <w:r>
-        <w:rPr>
-          <w:rFonts w:cs="Times New Roman" w:ascii="Bookman Old Style" w:hAnsi="Bookman Old Style"/>
-          <w:sz w:val="24"/>
-          <w:szCs w:val="24"/>
-        </w:rPr>
+        <w:rPr/>
       </w:r>
     </w:p>
     <w:sectPr>
@@ -984,7 +1023,6 @@
     </w:rPrDefault>
     <w:pPrDefault>
       <w:pPr>
-        <w:widowControl/>
         <w:suppressAutoHyphens w:val="true"/>
       </w:pPr>
     </w:pPrDefault>
@@ -994,7 +1032,10 @@
     <w:qFormat/>
     <w:pPr>
       <w:widowControl/>
+      <w:suppressAutoHyphens w:val="true"/>
       <w:bidi w:val="0"/>
+      <w:spacing w:before="0" w:after="0"/>
+      <w:jc w:val="left"/>
     </w:pPr>
     <w:rPr>
       <w:rFonts w:ascii="Liberation Serif" w:hAnsi="Liberation Serif" w:eastAsia="Noto Serif CJK SC" w:cs="Lohit Devanagari"/>
@@ -1076,6 +1117,13 @@
       <w:rFonts w:cs="Lohit Devanagari"/>
     </w:rPr>
   </w:style>
+  <w:style w:type="paragraph" w:styleId="HeaderandFooter">
+    <w:name w:val="Header and Footer"/>
+    <w:basedOn w:val="Normal"/>
+    <w:qFormat/>
+    <w:pPr/>
+    <w:rPr/>
+  </w:style>
   <w:style w:type="paragraph" w:styleId="Footer">
     <w:name w:val="Footer"/>
     <w:basedOn w:val="Normal"/>
